--- a/backend/modelos/larissa/modelo_contrato_larissa.docx
+++ b/backend/modelos/larissa/modelo_contrato_larissa.docx
@@ -105,11 +105,10 @@
         </w:rPr>
       </w:pPr>
       <w:r>
-        <w:t>Contrato de prestação de serviços Advocatícios que entre si fazem, de um lado VITOR PELEGRINO SOCIEDADE INDIVIDUAL DE ADVOCACIA, inscrita na OAB/MG 14933 e CNPJ sob o nº 51.373.411/0001-63, com sede na Rua Bolívia, nº 519/304, Bairro São Pedro, Cidade de Belo Horizonte/MG – CEP 30.330-360, neste ato representado pelo sócio, VITOR FULVIO PELEGRINO SILVA, brasileiro, casado, advogado, devidamente inscrito na OAB, Seção do Estado de Minas Gerais, sob o nº 146.558 e OAB seção do Estado de São Paulo/SP, sob número 481.728, com endereços no rodapé do presente contrato, doravante denominado CONTRATADO, e de outro lado, {{nome}}, {{nacionalidade}}, inscrito(a) no {{tipo_documento}} sob o nº {{cpf}}, residente e domiciliado(a) na {{endereco_cliente}}, doravante denominado(a) simplesmente de CONTRATANTE, têm justo e contratado o presente instrumento de prestação de serviços advocatícios, que se regerá pelas cláusulas e condições seguintes:</w:t>
-      </w:r>
-      <w:r>
+        <w:t>Contrato de prestação de serviços Advocatícios que entre si fazem, de um lado VITOR PELEGRINO SOCIEDADE INDIVIDUAL DE ADVOCACIA, inscrita na OAB/MG 14933 e CNPJ sob o nº 51.373.411/0001-63, com sede na Rua Bolívia, nº 519/304, Bairro São Pedro, Cidade de Belo Horizonte/MG – CEP 30.330-360, neste ato representado pelo sócio, VITOR FULVIO PELEGRINO SILVA, brasileiro, casado, advogado, devidamente inscrito na OAB, Seção do Estado de Minas Gerais, sob o nº 146.558 e OAB seção do Estado de São Paulo/SP, sob número 481.728, com endereços no rodapé do presente contrato, doravante denominado CONTRATADA, e de outro lado, {{nome}}, {{nacionalidade}}, inscrito(a) no {{tipo_documento}} sob o nº {{cpf}}, residente e domiciliado(a) na {{endereco_cliente}}, doravante denominado(a) simplesmente de CONTRATANTE, têm justo e contratado o presente instrumento de prestação de serviços advocatícios, que se regerá pelas cláusulas e condições seguintes:</w:t>
         <w:tab/>
       </w:r>
+      <w:r/>
     </w:p>
     <w:p>
       <w:pPr>
@@ -182,7 +181,7 @@
         <w:rPr>
           <w:rFonts w:ascii="Arial" w:hAnsi="Arial"/>
         </w:rPr>
-        <w:t xml:space="preserve">O CONTRATADO prestará ao CONTRATANTE o seguinte serviço técnico-jurídico: </w:t>
+        <w:t xml:space="preserve">O CONTRATADA prestará ao CONTRATANTE o seguinte serviço técnico-jurídico: </w:t>
       </w:r>
     </w:p>
     <w:p>
@@ -281,7 +280,7 @@
         <w:rPr>
           <w:rFonts w:ascii="Arial" w:hAnsi="Arial"/>
         </w:rPr>
-        <w:t>Sem prejuízo das demais obrigações previstas no contrato, competirá ao CONTRATADO:</w:t>
+        <w:t>Sem prejuízo das demais obrigações previstas no contrato, competirá ao CONTRATADA:</w:t>
       </w:r>
     </w:p>
     <w:p>
@@ -429,20 +428,18 @@
         <w:rPr>
           <w:rFonts w:ascii="Arial" w:hAnsi="Arial"/>
         </w:rPr>
-        <w:t xml:space="preserve">3) O CONTRATANTE competirá colocar à </w:t>
+        <w:t>3) O CONTRATANTE competirá colocar à disposição da CONTRATADA todos os dados, informações e documentos necessários à execução das atividades contratadas, declarando que todas as informações repassadas são verdadeiras.</w:t>
       </w:r>
       <w:r>
         <w:rPr>
           <w:rFonts w:ascii="Arial" w:hAnsi="Arial"/>
           <w:lang w:val="it-IT"/>
         </w:rPr>
-        <w:t>disposi</w:t>
-      </w:r>
-      <w:r>
-        <w:rPr>
-          <w:rFonts w:ascii="Arial" w:hAnsi="Arial"/>
-        </w:rPr>
-        <w:t>ção do CONTRATADO todos os dados, informações e documentos necessários à execução das atividades contratadas, declarando que todas as informações repassadas são verdadeiras.</w:t>
+      </w:r>
+      <w:r>
+        <w:rPr>
+          <w:rFonts w:ascii="Arial" w:hAnsi="Arial"/>
+        </w:rPr>
       </w:r>
     </w:p>
     <w:p>
@@ -599,7 +596,7 @@
         <w:rPr>
           <w:rFonts w:ascii="Arial" w:hAnsi="Arial"/>
         </w:rPr>
-        <w:t>4.3. A composição de qualquer natureza ocorrerá única e exclusivamente com o ora CONTRATADO, ficando vedado ao contratante a composição extrajudicial. Em eventual descumprimento ficará o CONTRATANTE obrigado a cumprir a obrigação do ponto 4.1 da cláusula, qual seja, pagar os honorários pactuados relativos aos cálculos do processo, independentemente do valor que tenha negociado sua cota.</w:t>
+        <w:t>4.3. A composição de qualquer natureza ocorrerá única e exclusivamente com o ora CONTRATADA, ficando vedado ao contratante a composição extrajudicial. Em eventual descumprimento ficará o CONTRATANTE obrigado a cumprir a obrigação do ponto 4.1 da cláusula, qual seja, pagar os honorários pactuados relativos aos cálculos do processo, independentemente do valor que tenha negociado sua cota.</w:t>
       </w:r>
     </w:p>
     <w:p>
@@ -627,27 +624,24 @@
         <w:rPr>
           <w:rFonts w:ascii="Arial" w:hAnsi="Arial"/>
         </w:rPr>
-        <w:t>4.4. Considerar-se-ão vencidos e imediatamente exigíveis os honorários pactuados (i) caso efetue acordo com a parte contrária sem o concurso deste advogado, (ii) Caso a cota seja contemplada sem a comunicação ao CONTRATADO pelo CONTRATANTE, (iii) caso o contratante ceda ou transfira o contrato de consórcios objeto da ação ou (iv) na hipótese de ser cassada a procuração e ainda caso a ação não prossiga por motivos pessoais das clientes ou que independa da vontade do advogado, no que se incluem a desistência da açã</w:t>
+        <w:t>4.4. Considerar-se-ão vencidos e imediatamente exigíveis os honorários pactuados (i) caso efetue acordo com a parte contrária sem o concurso deste advogado, (ii) Caso a cota seja contemplada sem a comunicação ao CONTRATADA pelo CONTRATANTE, (iii) caso o contratante ceda ou transfira o contrato de consórcios objeto da ação ou (iv) na hipótese de ser cassada a procuração e ainda caso a ação não prossiga por motivos pessoais das clientes ou que independa da vontade do advogado, no que se incluem a desistência da ação e a conciliação.</w:t>
       </w:r>
       <w:r>
         <w:rPr>
           <w:rFonts w:ascii="Arial" w:hAnsi="Arial"/>
           <w:lang w:val="it-IT"/>
         </w:rPr>
-        <w:t>o e a concilia</w:t>
-      </w:r>
-      <w:r>
-        <w:rPr>
-          <w:rFonts w:ascii="Arial" w:hAnsi="Arial"/>
-        </w:rPr>
-        <w:t>çã</w:t>
+      </w:r>
+      <w:r>
+        <w:rPr>
+          <w:rFonts w:ascii="Arial" w:hAnsi="Arial"/>
+        </w:rPr>
       </w:r>
       <w:r>
         <w:rPr>
           <w:rFonts w:ascii="Arial" w:hAnsi="Arial"/>
           <w:lang w:val="it-IT"/>
         </w:rPr>
-        <w:t>o.</w:t>
       </w:r>
     </w:p>
     <w:p>
@@ -718,8 +712,7 @@
         <w:rPr>
           <w:rFonts w:ascii="Arial" w:hAnsi="Arial"/>
         </w:rPr>
-        <w:lastRenderedPageBreak/>
-        <w:t>5. O CONTRATADO responderá diretamente pelos danos causados ao CONTRATANTE e a terceiros, decorrentes de sua culpa ou dolo na execução do contrato.</w:t>
+        <w:t>5. O CONTRATADA responderá diretamente pelos danos causados ao CONTRATANTE e a terceiros, decorrentes de sua culpa ou dolo na execução do contrato.</w:t>
       </w:r>
     </w:p>
     <w:p>
@@ -747,20 +740,18 @@
         <w:rPr>
           <w:rFonts w:ascii="Arial" w:hAnsi="Arial"/>
         </w:rPr>
-        <w:t>5.1. O CONTRATADO obriga-se a cumprir rigorosamente as exigências da legislaçã</w:t>
+        <w:t>5.1. O CONTRATADA obriga-se a cumprir rigorosamente as exigências da legislação tributária, fiscal, trabalhista, previdenciária, de seguro, higiene e segurança do trabalho, assumindo todos os encargos inerentes e respondendo integralmente pelos ônus resultantes das infrações cometidas.</w:t>
       </w:r>
       <w:r>
         <w:rPr>
           <w:rFonts w:ascii="Arial" w:hAnsi="Arial"/>
           <w:lang w:val="it-IT"/>
         </w:rPr>
-        <w:t>o tribut</w:t>
-      </w:r>
-      <w:r>
-        <w:rPr>
-          <w:rFonts w:ascii="Arial" w:hAnsi="Arial"/>
-        </w:rPr>
-        <w:t>ária, fiscal, trabalhista, previdenciária, de seguro, higiene e segurança do trabalho, assumindo todos os encargos inerentes e respondendo integralmente pelos ônus resultantes das infrações cometidas.</w:t>
+      </w:r>
+      <w:r>
+        <w:rPr>
+          <w:rFonts w:ascii="Arial" w:hAnsi="Arial"/>
+        </w:rPr>
       </w:r>
     </w:p>
     <w:p>
@@ -917,13 +908,12 @@
           <w:rFonts w:ascii="Arial" w:hAnsi="Arial"/>
           <w:lang w:val="es-ES_tradnl"/>
         </w:rPr>
-        <w:t>6) Toda documenta</w:t>
-      </w:r>
-      <w:r>
-        <w:rPr>
-          <w:rFonts w:ascii="Arial" w:hAnsi="Arial"/>
-        </w:rPr>
-        <w:t>ção técnica preparada ou recebida pelo CONTRATADO relativa ou decorrente dos serviços executados serão de exclusiva propriedade do CONTRATANTE, não podendo ser repassadas a terceiros;</w:t>
+        <w:t>6) Toda documentação técnica preparada ou recebida pela CONTRATADA relativa ou decorrente dos serviços executados serão de exclusiva propriedade do CONTRATANTE, não podendo ser repassadas a terceiros;</w:t>
+      </w:r>
+      <w:r>
+        <w:rPr>
+          <w:rFonts w:ascii="Arial" w:hAnsi="Arial"/>
+        </w:rPr>
       </w:r>
     </w:p>
     <w:p>
@@ -951,14 +941,13 @@
         <w:rPr>
           <w:rFonts w:ascii="Arial" w:hAnsi="Arial"/>
         </w:rPr>
-        <w:t>6.1) Ao CONTRATADO é vedado dar conhecimento, transmitir ou ceder, a quem quer que seja, qualquer documento ou informação preparada ou recebida para execução dos serviç</w:t>
+        <w:t>6.1) Ao CONTRATADA é vedado dar conhecimento, transmitir ou ceder, a quem quer que seja, qualquer documento ou informação preparada ou recebida para execução dos serviços, salvo prévia autorização escrita do CONTRATANTE.</w:t>
       </w:r>
       <w:r>
         <w:rPr>
           <w:rFonts w:ascii="Arial" w:hAnsi="Arial"/>
           <w:lang w:val="es-ES_tradnl"/>
         </w:rPr>
-        <w:t xml:space="preserve">os, salvo </w:t>
       </w:r>
       <w:proofErr w:type="spellStart"/>
       <w:r>
@@ -966,14 +955,12 @@
           <w:rFonts w:ascii="Arial" w:hAnsi="Arial"/>
           <w:lang w:val="es-ES_tradnl"/>
         </w:rPr>
-        <w:t>pr</w:t>
       </w:r>
       <w:proofErr w:type="spellEnd"/>
       <w:r>
         <w:rPr>
           <w:rFonts w:ascii="Arial" w:hAnsi="Arial"/>
         </w:rPr>
-        <w:t>évia autorização escrita do CONTRATANTE.</w:t>
       </w:r>
     </w:p>
     <w:p>
@@ -1056,7 +1043,7 @@
         <w:rPr>
           <w:rFonts w:ascii="Arial" w:hAnsi="Arial"/>
         </w:rPr>
-        <w:t>7) É vedado ao CONTRATADO ceder a terceiros, ainda que parcialmente, os direitos e obrigações decorrentes deste contrato.</w:t>
+        <w:t>7) É vedado ao CONTRATADA ceder a terceiros, ainda que parcialmente, os direitos e obrigações decorrentes deste contrato.</w:t>
       </w:r>
     </w:p>
     <w:p>
@@ -1233,6 +1220,7 @@
         <w:pStyle w:val="Corpodetexto"/>
         <w:spacing w:line="360" w:lineRule="auto"/>
         <w:ind w:right="282"/>
+        <w:jc w:val="center"/>
         <w:rPr>
           <w:color w:val="auto"/>
           <w:sz w:val="26"/>
@@ -1241,35 +1229,31 @@
       </w:pPr>
       <w:r>
         <w:rPr>
-          <w:color w:val="auto"/>
-          <w:sz w:val="26"/>
-          <w:szCs w:val="26"/>
-        </w:rPr>
-        <w:tab/>
-      </w:r>
-      <w:r>
-        <w:rPr>
-          <w:color w:val="auto"/>
-          <w:sz w:val="26"/>
-          <w:szCs w:val="26"/>
-        </w:rPr>
-        <w:tab/>
-      </w:r>
-      <w:r>
-        <w:rPr>
-          <w:color w:val="auto"/>
-          <w:sz w:val="26"/>
-          <w:szCs w:val="26"/>
-        </w:rPr>
-        <w:tab/>
-      </w:r>
-      <w:r>
-        <w:rPr>
-          <w:color w:val="FFFFFF" w:themeColor="background1"/>
-          <w:sz w:val="26"/>
-          <w:szCs w:val="26"/>
-        </w:rPr>
-        <w:tab/>
+          <w:color w:val="FFFFFF"/>
+          <w:sz w:val="26"/>
+          <w:szCs w:val="26"/>
+        </w:rPr>
+      </w:r>
+      <w:r>
+        <w:rPr>
+          <w:color w:val="FFFFFF"/>
+          <w:sz w:val="26"/>
+          <w:szCs w:val="26"/>
+        </w:rPr>
+      </w:r>
+      <w:r>
+        <w:rPr>
+          <w:color w:val="FFFFFF"/>
+          <w:sz w:val="26"/>
+          <w:szCs w:val="26"/>
+        </w:rPr>
+      </w:r>
+      <w:r>
+        <w:rPr>
+          <w:color w:val="FFFFFF"/>
+          <w:sz w:val="26"/>
+          <w:szCs w:val="26"/>
+        </w:rPr>
         <w:t>&lt;&lt;assinatura_cliente&gt;&gt;</w:t>
       </w:r>
     </w:p>
